--- a/Education ROI Walkthrough.docx
+++ b/Education ROI Walkthrough.docx
@@ -69,7 +69,65 @@
         <w:spacing w:after="0"/>
       </w:pPr>
       <w:r>
-        <w:t>I chose this project largely because of my own educational journey – an English major, followed several years later by a teacher licensure,</w:t>
+        <w:t xml:space="preserve">When I began this project, I had one question - Is </w:t>
+      </w:r>
+      <w:proofErr w:type="gramStart"/>
+      <w:r>
+        <w:t xml:space="preserve">a </w:t>
+      </w:r>
+      <w:r>
+        <w:t>college</w:t>
+      </w:r>
+      <w:proofErr w:type="gramEnd"/>
+      <w:r>
+        <w:t xml:space="preserve"> education still worth it?</w:t>
+      </w:r>
+    </w:p>
+    <w:p>
+      <w:pPr>
+        <w:spacing w:after="0"/>
+      </w:pPr>
+      <w:r>
+        <w:t>As a high school senior, I was told going to college meant getting a good job. There was no further explanation, just that, college = good job. It wasn't</w:t>
+      </w:r>
+      <w:r>
+        <w:t xml:space="preserve"> </w:t>
+      </w:r>
+      <w:proofErr w:type="gramStart"/>
+      <w:r>
+        <w:t>really</w:t>
+      </w:r>
+      <w:r>
+        <w:t xml:space="preserve"> true</w:t>
+      </w:r>
+      <w:proofErr w:type="gramEnd"/>
+      <w:r>
+        <w:t xml:space="preserve"> then, and with the increase in the cost of a four-year degree, I couldn't believe it was true today. So</w:t>
+      </w:r>
+      <w:r>
+        <w:t>,</w:t>
+      </w:r>
+      <w:r>
+        <w:t xml:space="preserve"> I found the data and the answer.</w:t>
+      </w:r>
+    </w:p>
+    <w:p>
+      <w:pPr>
+        <w:spacing w:after="0"/>
+      </w:pPr>
+    </w:p>
+    <w:p>
+      <w:pPr>
+        <w:spacing w:after="0"/>
+      </w:pPr>
+      <w:r>
+        <w:t xml:space="preserve">I chose this project largely because of my own educational journey – an English major, followed several years later </w:t>
+      </w:r>
+      <w:r>
+        <w:t>by teacher</w:t>
+      </w:r>
+      <w:r>
+        <w:t xml:space="preserve"> licensure,</w:t>
       </w:r>
       <w:r>
         <w:t xml:space="preserve"> a 15-year career in manufacturing,</w:t>
@@ -81,85 +139,425 @@
         <w:t>I also</w:t>
       </w:r>
       <w:r>
-        <w:t xml:space="preserve"> have two children; one freshly graduated from college and another in his freshman year.</w:t>
-      </w:r>
-      <w:r>
-        <w:t xml:space="preserve"> I spend a </w:t>
+        <w:t xml:space="preserve"> have two children; one freshly graduated from college and another in his freshman year</w:t>
+      </w:r>
+      <w:r>
+        <w:t>.</w:t>
+      </w:r>
+    </w:p>
+    <w:p>
+      <w:pPr>
+        <w:spacing w:after="0"/>
+      </w:pPr>
+    </w:p>
+    <w:p>
+      <w:pPr>
+        <w:spacing w:after="0"/>
+        <w:rPr>
+          <w:b/>
+          <w:bCs/>
+          <w:sz w:val="28"/>
+          <w:szCs w:val="28"/>
+        </w:rPr>
+      </w:pPr>
+      <w:r>
+        <w:rPr>
+          <w:b/>
+          <w:bCs/>
+          <w:sz w:val="28"/>
+          <w:szCs w:val="28"/>
+        </w:rPr>
+        <w:t>Slide 3 – Definitions</w:t>
+      </w:r>
+    </w:p>
+    <w:p>
+      <w:pPr>
+        <w:spacing w:after="0"/>
+      </w:pPr>
+      <w:r>
+        <w:t xml:space="preserve">Some concepts I’ll cover today include ROI, Cost Recovery, CIP Code, and CIP Family. </w:t>
+      </w:r>
+    </w:p>
+    <w:p>
+      <w:pPr>
+        <w:spacing w:after="0"/>
+      </w:pPr>
+    </w:p>
+    <w:p>
+      <w:pPr>
+        <w:spacing w:after="0"/>
+      </w:pPr>
+      <w:r>
+        <w:t>CIP stands for Classification of Instructional Program. CIP 13 is Education, while CIP 13.10 is Special Education.</w:t>
+      </w:r>
+    </w:p>
+    <w:p>
+      <w:pPr>
+        <w:spacing w:after="0"/>
+      </w:pPr>
+    </w:p>
+    <w:p>
+      <w:pPr>
+        <w:spacing w:after="0"/>
+      </w:pPr>
+      <w:r>
+        <w:t xml:space="preserve">Earnings data is from College Scorecard reflects </w:t>
       </w:r>
       <w:proofErr w:type="gramStart"/>
       <w:r>
-        <w:t>lot</w:t>
+        <w:t>earnings</w:t>
       </w:r>
       <w:proofErr w:type="gramEnd"/>
       <w:r>
-        <w:t xml:space="preserve"> time thinking about the value of education.</w:t>
-      </w:r>
-    </w:p>
-    <w:p>
-      <w:pPr>
-        <w:spacing w:after="0"/>
-      </w:pPr>
-    </w:p>
-    <w:p>
-      <w:pPr>
-        <w:spacing w:after="0"/>
-        <w:rPr>
-          <w:b/>
-          <w:bCs/>
-          <w:sz w:val="28"/>
-          <w:szCs w:val="28"/>
-        </w:rPr>
-      </w:pPr>
-      <w:r>
-        <w:rPr>
-          <w:b/>
-          <w:bCs/>
-          <w:sz w:val="28"/>
-          <w:szCs w:val="28"/>
-        </w:rPr>
-        <w:t>Slide 3 – Definitions</w:t>
-      </w:r>
-    </w:p>
-    <w:p>
-      <w:pPr>
-        <w:spacing w:after="0"/>
-      </w:pPr>
-      <w:r>
-        <w:t xml:space="preserve">Some concepts I’ll cover today include ROI, Cost Recovery, CIP Code, and CIP Family. </w:t>
-      </w:r>
-    </w:p>
-    <w:p>
-      <w:pPr>
-        <w:spacing w:after="0"/>
-      </w:pPr>
-    </w:p>
-    <w:p>
-      <w:pPr>
-        <w:spacing w:after="0"/>
-      </w:pPr>
-      <w:r>
-        <w:t>CIP stands for Classification of Instructional Program. CIP 13 is Education, while CIP 13.10 is Special Education.</w:t>
-      </w:r>
-    </w:p>
-    <w:p>
-      <w:pPr>
-        <w:spacing w:after="0"/>
-      </w:pPr>
-    </w:p>
-    <w:p>
-      <w:pPr>
-        <w:spacing w:after="0"/>
-      </w:pPr>
-      <w:r>
-        <w:t xml:space="preserve">Earnings data is from College Scorecard reflects </w:t>
+        <w:t xml:space="preserve"> 5 years post completion.</w:t>
+      </w:r>
+    </w:p>
+    <w:p>
+      <w:pPr>
+        <w:spacing w:after="0"/>
+      </w:pPr>
+    </w:p>
+    <w:p>
+      <w:pPr>
+        <w:spacing w:after="0"/>
+        <w:rPr>
+          <w:b/>
+          <w:bCs/>
+          <w:sz w:val="28"/>
+          <w:szCs w:val="28"/>
+        </w:rPr>
+      </w:pPr>
+      <w:r>
+        <w:rPr>
+          <w:b/>
+          <w:bCs/>
+          <w:sz w:val="28"/>
+          <w:szCs w:val="28"/>
+        </w:rPr>
+        <w:t xml:space="preserve">Slide </w:t>
+      </w:r>
+      <w:r>
+        <w:rPr>
+          <w:b/>
+          <w:bCs/>
+          <w:sz w:val="28"/>
+          <w:szCs w:val="28"/>
+        </w:rPr>
+        <w:t>4</w:t>
+      </w:r>
+      <w:r>
+        <w:rPr>
+          <w:b/>
+          <w:bCs/>
+          <w:sz w:val="28"/>
+          <w:szCs w:val="28"/>
+        </w:rPr>
+        <w:t xml:space="preserve"> – </w:t>
+      </w:r>
+      <w:r>
+        <w:rPr>
+          <w:b/>
+          <w:bCs/>
+          <w:sz w:val="28"/>
+          <w:szCs w:val="28"/>
+        </w:rPr>
+        <w:t>KPI Overview</w:t>
+      </w:r>
+    </w:p>
+    <w:p>
+      <w:pPr>
+        <w:spacing w:after="0"/>
+      </w:pPr>
+      <w:r>
+        <w:t>My project focused on 5 key points of data – Program Cost, Earnings, ROI, Recovery Years, and the number of programs available statewide.</w:t>
+      </w:r>
+    </w:p>
+    <w:p>
+      <w:pPr>
+        <w:spacing w:after="0"/>
+      </w:pPr>
+    </w:p>
+    <w:p>
+      <w:pPr>
+        <w:spacing w:after="0"/>
+      </w:pPr>
+      <w:r>
+        <w:t xml:space="preserve">He we see the pure averages. So, </w:t>
+      </w:r>
+      <w:r>
+        <w:t xml:space="preserve">the </w:t>
+      </w:r>
+      <w:r>
+        <w:t xml:space="preserve">highest earners are averaged </w:t>
+      </w:r>
+      <w:r>
+        <w:t xml:space="preserve">together </w:t>
+      </w:r>
+      <w:r>
+        <w:t>with the lowest earners</w:t>
+      </w:r>
+      <w:r>
+        <w:t xml:space="preserve"> across degree types.</w:t>
+      </w:r>
+    </w:p>
+    <w:p>
+      <w:pPr>
+        <w:spacing w:after="0"/>
+      </w:pPr>
+    </w:p>
+    <w:p>
+      <w:pPr>
+        <w:spacing w:after="0"/>
+      </w:pPr>
+      <w:r>
+        <w:t>The standout numbers here are Cost and Recovery. We see huge steps from certificates and associates to bachelor's degrees.</w:t>
+      </w:r>
+    </w:p>
+    <w:p>
+      <w:pPr>
+        <w:spacing w:after="0"/>
+      </w:pPr>
+    </w:p>
+    <w:p>
+      <w:pPr>
+        <w:spacing w:after="0"/>
+        <w:rPr>
+          <w:b/>
+          <w:bCs/>
+          <w:sz w:val="28"/>
+          <w:szCs w:val="28"/>
+        </w:rPr>
+      </w:pPr>
+      <w:r>
+        <w:rPr>
+          <w:b/>
+          <w:bCs/>
+          <w:sz w:val="28"/>
+          <w:szCs w:val="28"/>
+        </w:rPr>
+        <w:t xml:space="preserve">Slide </w:t>
+      </w:r>
+      <w:r>
+        <w:rPr>
+          <w:b/>
+          <w:bCs/>
+          <w:sz w:val="28"/>
+          <w:szCs w:val="28"/>
+        </w:rPr>
+        <w:t>5</w:t>
+      </w:r>
+      <w:r>
+        <w:rPr>
+          <w:b/>
+          <w:bCs/>
+          <w:sz w:val="28"/>
+          <w:szCs w:val="28"/>
+        </w:rPr>
+        <w:t xml:space="preserve"> – </w:t>
+      </w:r>
+      <w:r>
+        <w:rPr>
+          <w:b/>
+          <w:bCs/>
+          <w:sz w:val="28"/>
+          <w:szCs w:val="28"/>
+        </w:rPr>
+        <w:t>Program Offerings</w:t>
+      </w:r>
+    </w:p>
+    <w:p>
+      <w:pPr>
+        <w:spacing w:after="0"/>
+      </w:pPr>
+      <w:r>
+        <w:t xml:space="preserve">The first question I had was, “How accessible are various programs of study?” We can see that Health and Business have tons of programs. In </w:t>
+      </w:r>
+      <w:r>
+        <w:t>fact,</w:t>
+      </w:r>
+      <w:r>
+        <w:t xml:space="preserve"> over 25% of all programs fall into those two categories. </w:t>
+      </w:r>
+      <w:r>
+        <w:t xml:space="preserve">As we look to the right, we can all the expected fields – computer science, education, engineering, and liberal arts. </w:t>
+      </w:r>
+    </w:p>
+    <w:p>
+      <w:pPr>
+        <w:spacing w:after="0"/>
+      </w:pPr>
+    </w:p>
+    <w:p>
+      <w:pPr>
+        <w:spacing w:after="0"/>
+        <w:rPr>
+          <w:b/>
+          <w:bCs/>
+          <w:sz w:val="28"/>
+          <w:szCs w:val="28"/>
+        </w:rPr>
+      </w:pPr>
+    </w:p>
+    <w:p>
+      <w:pPr>
+        <w:spacing w:after="0"/>
+        <w:rPr>
+          <w:b/>
+          <w:bCs/>
+          <w:sz w:val="28"/>
+          <w:szCs w:val="28"/>
+        </w:rPr>
+      </w:pPr>
+    </w:p>
+    <w:p>
+      <w:pPr>
+        <w:spacing w:after="0"/>
+        <w:rPr>
+          <w:b/>
+          <w:bCs/>
+          <w:sz w:val="28"/>
+          <w:szCs w:val="28"/>
+        </w:rPr>
+      </w:pPr>
+    </w:p>
+    <w:p>
+      <w:pPr>
+        <w:spacing w:after="0"/>
+        <w:rPr>
+          <w:b/>
+          <w:bCs/>
+          <w:sz w:val="28"/>
+          <w:szCs w:val="28"/>
+        </w:rPr>
+      </w:pPr>
+    </w:p>
+    <w:p>
+      <w:pPr>
+        <w:spacing w:after="0"/>
+        <w:rPr>
+          <w:b/>
+          <w:bCs/>
+          <w:sz w:val="28"/>
+          <w:szCs w:val="28"/>
+        </w:rPr>
+      </w:pPr>
+      <w:r>
+        <w:rPr>
+          <w:b/>
+          <w:bCs/>
+          <w:sz w:val="28"/>
+          <w:szCs w:val="28"/>
+        </w:rPr>
+        <w:t xml:space="preserve">Slide </w:t>
+      </w:r>
+      <w:r>
+        <w:rPr>
+          <w:b/>
+          <w:bCs/>
+          <w:sz w:val="28"/>
+          <w:szCs w:val="28"/>
+        </w:rPr>
+        <w:t>6</w:t>
+      </w:r>
+      <w:r>
+        <w:rPr>
+          <w:b/>
+          <w:bCs/>
+          <w:sz w:val="28"/>
+          <w:szCs w:val="28"/>
+        </w:rPr>
+        <w:t xml:space="preserve"> – </w:t>
+      </w:r>
+      <w:r>
+        <w:rPr>
+          <w:b/>
+          <w:bCs/>
+          <w:sz w:val="28"/>
+          <w:szCs w:val="28"/>
+        </w:rPr>
+        <w:t>Recovery &amp; ROI - Bachelor</w:t>
+      </w:r>
+    </w:p>
+    <w:p>
+      <w:pPr>
+        <w:spacing w:after="0"/>
+      </w:pPr>
+      <w:r>
+        <w:t>ROI was an interesting metric, but in a world of crushing student loan debt, I was more curious about cost recovery – how long does it take to earn back what you spent? I found some things that I expected, and some things I didn’t.</w:t>
+      </w:r>
+    </w:p>
+    <w:p>
+      <w:pPr>
+        <w:spacing w:after="0"/>
+      </w:pPr>
+    </w:p>
+    <w:p>
+      <w:pPr>
+        <w:spacing w:after="0"/>
+      </w:pPr>
+      <w:r>
+        <w:t>The blue bars represent recovery years.</w:t>
+      </w:r>
+    </w:p>
+    <w:p>
+      <w:pPr>
+        <w:spacing w:after="0"/>
+      </w:pPr>
+      <w:r>
+        <w:t xml:space="preserve">The red bars represent ROI. </w:t>
+      </w:r>
+    </w:p>
+    <w:p>
+      <w:pPr>
+        <w:spacing w:after="0"/>
+      </w:pPr>
+      <w:r>
+        <w:t xml:space="preserve">You can see the recovery years decreasing, while the ROI fluctuates. This </w:t>
       </w:r>
       <w:proofErr w:type="gramStart"/>
       <w:r>
-        <w:t>earnings</w:t>
+        <w:t>illustrate</w:t>
       </w:r>
       <w:proofErr w:type="gramEnd"/>
       <w:r>
-        <w:t xml:space="preserve"> 5 years post completion.</w:t>
+        <w:t xml:space="preserve"> the relationship between program cost and average 5-year earnings.</w:t>
+      </w:r>
+    </w:p>
+    <w:p>
+      <w:pPr>
+        <w:spacing w:after="0"/>
+      </w:pPr>
+    </w:p>
+    <w:p>
+      <w:pPr>
+        <w:spacing w:after="0"/>
+      </w:pPr>
+      <w:r>
+        <w:t>First,</w:t>
+      </w:r>
+      <w:r>
+        <w:t xml:space="preserve"> we look at bachelor’s degrees. We can see that it takes a staggering 20 years to recover the cost of a Personal &amp; Culinary Services degree - that covers cosmetology, culinary, and funeral services. This is followed by arts, languages, and religious studies. </w:t>
+      </w:r>
+    </w:p>
+    <w:p>
+      <w:pPr>
+        <w:spacing w:after="0"/>
+      </w:pPr>
+    </w:p>
+    <w:p>
+      <w:pPr>
+        <w:spacing w:after="0"/>
+      </w:pPr>
+      <w:r>
+        <w:t xml:space="preserve">The pack stays basically together until we get to business, math, health, and engineering. Not </w:t>
+      </w:r>
+      <w:proofErr w:type="gramStart"/>
+      <w:r>
+        <w:t>really very</w:t>
+      </w:r>
+      <w:proofErr w:type="gramEnd"/>
+      <w:r>
+        <w:t xml:space="preserve"> surprising. At the far right we see Transportation, which at the bachelor level, represents a single program – MTSU’s pro pilot. To be fair, there are flight time costs that are not reflected in the Scorecard data.</w:t>
       </w:r>
     </w:p>
     <w:p>
@@ -193,7 +591,101 @@
           <w:sz w:val="28"/>
           <w:szCs w:val="28"/>
         </w:rPr>
-        <w:t>4</w:t>
+        <w:t>7 – Recovery &amp; ROI - Associate</w:t>
+      </w:r>
+    </w:p>
+    <w:p>
+      <w:pPr>
+        <w:spacing w:after="0"/>
+      </w:pPr>
+      <w:r>
+        <w:t>On the left,</w:t>
+      </w:r>
+      <w:r>
+        <w:t xml:space="preserve"> we can see </w:t>
+      </w:r>
+      <w:r>
+        <w:t>Visual</w:t>
+      </w:r>
+      <w:r>
+        <w:t xml:space="preserve"> Arts, Liberal Arts, and Business.</w:t>
+      </w:r>
+      <w:r>
+        <w:t xml:space="preserve"> This our first digression – business was a leading field among bachelor’s, but it falls sharply for associates.</w:t>
+      </w:r>
+    </w:p>
+    <w:p>
+      <w:pPr>
+        <w:spacing w:after="0"/>
+      </w:pPr>
+      <w:r>
+        <w:t xml:space="preserve"> </w:t>
+      </w:r>
+    </w:p>
+    <w:p>
+      <w:pPr>
+        <w:spacing w:after="0"/>
+      </w:pPr>
+      <w:r>
+        <w:t>On the right</w:t>
+      </w:r>
+      <w:r>
+        <w:t>, we see Engineering Technicians, Engineering, Health Professions, and Mechanic &amp; Repair Technicians. Engineering has a decent cost recovery, but an outstanding ROI, showing that the potential income outshines the program cost.</w:t>
+      </w:r>
+    </w:p>
+    <w:p>
+      <w:pPr>
+        <w:spacing w:after="0"/>
+      </w:pPr>
+    </w:p>
+    <w:p>
+      <w:pPr>
+        <w:spacing w:after="0"/>
+      </w:pPr>
+      <w:r>
+        <w:t xml:space="preserve">We will see Engineering Technicians again. I had to do a bit of research to figure out what it was. The technician serves </w:t>
+      </w:r>
+      <w:proofErr w:type="gramStart"/>
+      <w:r>
+        <w:t>as</w:t>
+      </w:r>
+      <w:proofErr w:type="gramEnd"/>
+      <w:r>
+        <w:t xml:space="preserve"> the hands of the engineers. Engineers design, technicians build and maintain.</w:t>
+      </w:r>
+    </w:p>
+    <w:p>
+      <w:pPr>
+        <w:spacing w:after="0"/>
+      </w:pPr>
+    </w:p>
+    <w:p>
+      <w:pPr>
+        <w:spacing w:after="0"/>
+        <w:rPr>
+          <w:b/>
+          <w:bCs/>
+          <w:sz w:val="28"/>
+          <w:szCs w:val="28"/>
+        </w:rPr>
+      </w:pPr>
+      <w:r>
+        <w:rPr>
+          <w:b/>
+          <w:bCs/>
+          <w:sz w:val="28"/>
+          <w:szCs w:val="28"/>
+        </w:rPr>
+        <w:t xml:space="preserve">Slide </w:t>
+      </w:r>
+      <w:r>
+        <w:rPr>
+          <w:b/>
+          <w:bCs/>
+          <w:sz w:val="28"/>
+          <w:szCs w:val="28"/>
+        </w:rPr>
+        <w:t>8</w:t>
       </w:r>
       <w:r>
         <w:rPr>
@@ -211,495 +703,51 @@
           <w:sz w:val="28"/>
           <w:szCs w:val="28"/>
         </w:rPr>
-        <w:t>KPI Overview</w:t>
-      </w:r>
-    </w:p>
-    <w:p>
-      <w:pPr>
-        <w:spacing w:after="0"/>
-      </w:pPr>
-      <w:r>
-        <w:t>My project focused on 5 key points of data – Program Cost, Earnings, ROI, Recovery Years, and the number of programs available statewide.</w:t>
-      </w:r>
-    </w:p>
-    <w:p>
-      <w:pPr>
-        <w:spacing w:after="0"/>
-      </w:pPr>
-    </w:p>
-    <w:p>
-      <w:pPr>
-        <w:spacing w:after="0"/>
-      </w:pPr>
-      <w:r>
-        <w:t xml:space="preserve">He we see the pure averages. So, </w:t>
-      </w:r>
-      <w:r>
-        <w:t xml:space="preserve">the </w:t>
-      </w:r>
-      <w:r>
-        <w:t xml:space="preserve">highest earners are </w:t>
+        <w:t>Recovery &amp; ROI - Certificate</w:t>
+      </w:r>
+    </w:p>
+    <w:p>
+      <w:pPr>
+        <w:spacing w:after="0"/>
+      </w:pPr>
+      <w:r>
+        <w:t>Now certificate programs…we see personal and culinary services on the left again, followed by communications, business and health professions. Remember business and health did very well among bachelors, but</w:t>
+      </w:r>
+      <w:r>
+        <w:t>,</w:t>
+      </w:r>
+      <w:r>
+        <w:t xml:space="preserve"> </w:t>
       </w:r>
       <w:proofErr w:type="gramStart"/>
       <w:r>
-        <w:t>averaged</w:t>
+        <w:t xml:space="preserve">as a whole </w:t>
+      </w:r>
+      <w:r>
+        <w:t>they</w:t>
       </w:r>
       <w:proofErr w:type="gramEnd"/>
       <w:r>
-        <w:t xml:space="preserve"> with the lowest earners</w:t>
-      </w:r>
-      <w:r>
-        <w:t xml:space="preserve"> across degree types.</w:t>
-      </w:r>
-    </w:p>
-    <w:p>
-      <w:pPr>
-        <w:spacing w:after="0"/>
-      </w:pPr>
-    </w:p>
-    <w:p>
-      <w:pPr>
-        <w:spacing w:after="0"/>
-      </w:pPr>
-      <w:r>
-        <w:t>The standout numbers here are Cost and Recovery. We see huge steps from certificates and associates to bachelor's degrees.</w:t>
-      </w:r>
-    </w:p>
-    <w:p>
-      <w:pPr>
-        <w:spacing w:after="0"/>
-      </w:pPr>
-    </w:p>
-    <w:p>
-      <w:pPr>
-        <w:spacing w:after="0"/>
-        <w:rPr>
-          <w:b/>
-          <w:bCs/>
-          <w:sz w:val="28"/>
-          <w:szCs w:val="28"/>
-        </w:rPr>
-      </w:pPr>
-      <w:r>
-        <w:rPr>
-          <w:b/>
-          <w:bCs/>
-          <w:sz w:val="28"/>
-          <w:szCs w:val="28"/>
-        </w:rPr>
-        <w:t xml:space="preserve">Slide </w:t>
-      </w:r>
-      <w:r>
-        <w:rPr>
-          <w:b/>
-          <w:bCs/>
-          <w:sz w:val="28"/>
-          <w:szCs w:val="28"/>
-        </w:rPr>
-        <w:t>5</w:t>
-      </w:r>
-      <w:r>
-        <w:rPr>
-          <w:b/>
-          <w:bCs/>
-          <w:sz w:val="28"/>
-          <w:szCs w:val="28"/>
-        </w:rPr>
-        <w:t xml:space="preserve"> – </w:t>
-      </w:r>
-      <w:r>
-        <w:rPr>
-          <w:b/>
-          <w:bCs/>
-          <w:sz w:val="28"/>
-          <w:szCs w:val="28"/>
-        </w:rPr>
-        <w:t>Program Offerings</w:t>
-      </w:r>
-    </w:p>
-    <w:p>
-      <w:pPr>
-        <w:spacing w:after="0"/>
-      </w:pPr>
-      <w:r>
-        <w:t xml:space="preserve">The first question I had was, “How accessible are various programs of study?” We can see that Health and Business have tons of programs. In </w:t>
-      </w:r>
-      <w:r>
-        <w:t>fact,</w:t>
-      </w:r>
-      <w:r>
-        <w:t xml:space="preserve"> over 25% of all programs fall into those two categories. </w:t>
-      </w:r>
-      <w:r>
-        <w:t xml:space="preserve">As we look to the right, we can all the expected fields – computer science, education, engineering, and liberal arts. </w:t>
-      </w:r>
-    </w:p>
-    <w:p>
-      <w:pPr>
-        <w:spacing w:after="0"/>
-      </w:pPr>
-    </w:p>
-    <w:p>
-      <w:pPr>
-        <w:spacing w:after="0"/>
-        <w:rPr>
-          <w:b/>
-          <w:bCs/>
-          <w:sz w:val="28"/>
-          <w:szCs w:val="28"/>
-        </w:rPr>
-      </w:pPr>
-    </w:p>
-    <w:p>
-      <w:pPr>
-        <w:spacing w:after="0"/>
-        <w:rPr>
-          <w:b/>
-          <w:bCs/>
-          <w:sz w:val="28"/>
-          <w:szCs w:val="28"/>
-        </w:rPr>
-      </w:pPr>
-    </w:p>
-    <w:p>
-      <w:pPr>
-        <w:spacing w:after="0"/>
-        <w:rPr>
-          <w:b/>
-          <w:bCs/>
-          <w:sz w:val="28"/>
-          <w:szCs w:val="28"/>
-        </w:rPr>
-      </w:pPr>
-    </w:p>
-    <w:p>
-      <w:pPr>
-        <w:spacing w:after="0"/>
-        <w:rPr>
-          <w:b/>
-          <w:bCs/>
-          <w:sz w:val="28"/>
-          <w:szCs w:val="28"/>
-        </w:rPr>
-      </w:pPr>
-    </w:p>
-    <w:p>
-      <w:pPr>
-        <w:spacing w:after="0"/>
-        <w:rPr>
-          <w:b/>
-          <w:bCs/>
-          <w:sz w:val="28"/>
-          <w:szCs w:val="28"/>
-        </w:rPr>
-      </w:pPr>
-      <w:r>
-        <w:rPr>
-          <w:b/>
-          <w:bCs/>
-          <w:sz w:val="28"/>
-          <w:szCs w:val="28"/>
-        </w:rPr>
+        <w:t>,</w:t>
+      </w:r>
+      <w:r>
+        <w:t xml:space="preserve"> </w:t>
+      </w:r>
+      <w:r>
+        <w:t>don’t perform</w:t>
+      </w:r>
+      <w:r>
+        <w:t xml:space="preserve"> near</w:t>
+      </w:r>
+      <w:r>
+        <w:t>ly</w:t>
+      </w:r>
+      <w:r>
+        <w:t xml:space="preserve"> as well for </w:t>
+      </w:r>
+      <w:r>
         <w:lastRenderedPageBreak/>
-        <w:t xml:space="preserve">Slide </w:t>
-      </w:r>
-      <w:r>
-        <w:rPr>
-          <w:b/>
-          <w:bCs/>
-          <w:sz w:val="28"/>
-          <w:szCs w:val="28"/>
-        </w:rPr>
-        <w:t>6</w:t>
-      </w:r>
-      <w:r>
-        <w:rPr>
-          <w:b/>
-          <w:bCs/>
-          <w:sz w:val="28"/>
-          <w:szCs w:val="28"/>
-        </w:rPr>
-        <w:t xml:space="preserve"> – </w:t>
-      </w:r>
-      <w:r>
-        <w:rPr>
-          <w:b/>
-          <w:bCs/>
-          <w:sz w:val="28"/>
-          <w:szCs w:val="28"/>
-        </w:rPr>
-        <w:t>Recovery &amp; ROI - Bachelor</w:t>
-      </w:r>
-    </w:p>
-    <w:p>
-      <w:pPr>
-        <w:spacing w:after="0"/>
-      </w:pPr>
-      <w:r>
-        <w:t>ROI was an interesting metric, but in a world of crushing student loan debt, I was more curious about cost recovery – how long does it take to earn back what you spent? I found some things that I expected, and some things I didn’t.</w:t>
-      </w:r>
-    </w:p>
-    <w:p>
-      <w:pPr>
-        <w:spacing w:after="0"/>
-      </w:pPr>
-    </w:p>
-    <w:p>
-      <w:pPr>
-        <w:spacing w:after="0"/>
-      </w:pPr>
-      <w:r>
-        <w:t>The blue bars represent recovery years.</w:t>
-      </w:r>
-    </w:p>
-    <w:p>
-      <w:pPr>
-        <w:spacing w:after="0"/>
-      </w:pPr>
-      <w:r>
-        <w:t xml:space="preserve">The red bars represent ROI. </w:t>
-      </w:r>
-    </w:p>
-    <w:p>
-      <w:pPr>
-        <w:spacing w:after="0"/>
-      </w:pPr>
-      <w:r>
-        <w:t xml:space="preserve">You can see the recovery years decreasing, while the ROI fluctuates. This </w:t>
-      </w:r>
-      <w:proofErr w:type="gramStart"/>
-      <w:r>
-        <w:t>illustrate</w:t>
-      </w:r>
-      <w:proofErr w:type="gramEnd"/>
-      <w:r>
-        <w:t xml:space="preserve"> the </w:t>
-      </w:r>
-      <w:r>
-        <w:t>relationship between program cost and average 5-year earnings.</w:t>
-      </w:r>
-    </w:p>
-    <w:p>
-      <w:pPr>
-        <w:spacing w:after="0"/>
-      </w:pPr>
-    </w:p>
-    <w:p>
-      <w:pPr>
-        <w:spacing w:after="0"/>
-      </w:pPr>
-      <w:r>
-        <w:t>First,</w:t>
-      </w:r>
-      <w:r>
-        <w:t xml:space="preserve"> we look at bachelor’s degrees. We can see that it takes a staggering 20 years to recover the cost of a Personal &amp; Culinary Services degree - that covers cosmetology, culinary, and funeral services. This is followed by arts, languages, and religious studies. </w:t>
-      </w:r>
-    </w:p>
-    <w:p>
-      <w:pPr>
-        <w:spacing w:after="0"/>
-      </w:pPr>
-    </w:p>
-    <w:p>
-      <w:pPr>
-        <w:spacing w:after="0"/>
-      </w:pPr>
-      <w:r>
-        <w:t xml:space="preserve">The pack stays basically together until we get to business, math, health, and engineering. Not </w:t>
-      </w:r>
-      <w:proofErr w:type="gramStart"/>
-      <w:r>
-        <w:t>really very</w:t>
-      </w:r>
-      <w:proofErr w:type="gramEnd"/>
-      <w:r>
-        <w:t xml:space="preserve"> surprising. At the far right we see Transportation, which at the bachelor level, represents a single program – MTSU’s pro pilot. To be fair, there are flight time costs that are not reflected in the Scorecard data.</w:t>
-      </w:r>
-    </w:p>
-    <w:p>
-      <w:pPr>
-        <w:spacing w:after="0"/>
-      </w:pPr>
-    </w:p>
-    <w:p>
-      <w:pPr>
-        <w:spacing w:after="0"/>
-        <w:rPr>
-          <w:b/>
-          <w:bCs/>
-          <w:sz w:val="28"/>
-          <w:szCs w:val="28"/>
-        </w:rPr>
-      </w:pPr>
-      <w:r>
-        <w:rPr>
-          <w:b/>
-          <w:bCs/>
-          <w:sz w:val="28"/>
-          <w:szCs w:val="28"/>
-        </w:rPr>
-        <w:t xml:space="preserve">Slide </w:t>
-      </w:r>
-      <w:r>
-        <w:rPr>
-          <w:b/>
-          <w:bCs/>
-          <w:sz w:val="28"/>
-          <w:szCs w:val="28"/>
-        </w:rPr>
-        <w:t>7 – Recovery &amp; ROI - Associate</w:t>
-      </w:r>
-    </w:p>
-    <w:p>
-      <w:pPr>
-        <w:spacing w:after="0"/>
-      </w:pPr>
-      <w:r>
-        <w:t>On the left,</w:t>
-      </w:r>
-      <w:r>
-        <w:t xml:space="preserve"> we can see </w:t>
-      </w:r>
-      <w:r>
-        <w:t>Visual</w:t>
-      </w:r>
-      <w:r>
-        <w:t xml:space="preserve"> Arts, Liberal Arts, and Business.</w:t>
-      </w:r>
-      <w:r>
-        <w:t xml:space="preserve"> This our first digression – business was a leading field among bachelor’s, but it falls sharply for associates.</w:t>
-      </w:r>
-    </w:p>
-    <w:p>
-      <w:pPr>
-        <w:spacing w:after="0"/>
-      </w:pPr>
-      <w:r>
-        <w:t xml:space="preserve"> </w:t>
-      </w:r>
-    </w:p>
-    <w:p>
-      <w:pPr>
-        <w:spacing w:after="0"/>
-      </w:pPr>
-      <w:r>
-        <w:t>On the right</w:t>
-      </w:r>
-      <w:r>
-        <w:t>, we see Engineering Technicians, Engineering, Health Professions, and Mechanic &amp; Repair Technicians. Engineering has a decent cost recovery, but an outstanding ROI, showing that the potential income outshines the program cost.</w:t>
-      </w:r>
-    </w:p>
-    <w:p>
-      <w:pPr>
-        <w:spacing w:after="0"/>
-      </w:pPr>
-    </w:p>
-    <w:p>
-      <w:pPr>
-        <w:spacing w:after="0"/>
-      </w:pPr>
-      <w:r>
-        <w:t xml:space="preserve">We will see Engineering Technicians again. I had to do a bit of research to figure out what it was. The technician serves </w:t>
-      </w:r>
-      <w:proofErr w:type="gramStart"/>
-      <w:r>
-        <w:t>as</w:t>
-      </w:r>
-      <w:proofErr w:type="gramEnd"/>
-      <w:r>
-        <w:t xml:space="preserve"> the hands of the engineers. Engineers design, technicians build and maintain.</w:t>
-      </w:r>
-    </w:p>
-    <w:p>
-      <w:pPr>
-        <w:spacing w:after="0"/>
-      </w:pPr>
-    </w:p>
-    <w:p>
-      <w:pPr>
-        <w:spacing w:after="0"/>
-        <w:rPr>
-          <w:b/>
-          <w:bCs/>
-          <w:sz w:val="28"/>
-          <w:szCs w:val="28"/>
-        </w:rPr>
-      </w:pPr>
-      <w:r>
-        <w:rPr>
-          <w:b/>
-          <w:bCs/>
-          <w:sz w:val="28"/>
-          <w:szCs w:val="28"/>
-        </w:rPr>
-        <w:t xml:space="preserve">Slide </w:t>
-      </w:r>
-      <w:r>
-        <w:rPr>
-          <w:b/>
-          <w:bCs/>
-          <w:sz w:val="28"/>
-          <w:szCs w:val="28"/>
-        </w:rPr>
-        <w:t>8</w:t>
-      </w:r>
-      <w:r>
-        <w:rPr>
-          <w:b/>
-          <w:bCs/>
-          <w:sz w:val="28"/>
-          <w:szCs w:val="28"/>
-        </w:rPr>
-        <w:t xml:space="preserve"> – </w:t>
-      </w:r>
-      <w:r>
-        <w:rPr>
-          <w:b/>
-          <w:bCs/>
-          <w:sz w:val="28"/>
-          <w:szCs w:val="28"/>
-        </w:rPr>
-        <w:t>Recovery &amp; ROI - Certificate</w:t>
-      </w:r>
-    </w:p>
-    <w:p>
-      <w:pPr>
-        <w:spacing w:after="0"/>
-      </w:pPr>
-      <w:r>
-        <w:t>Now certificate programs…we see personal and culinary services on the left again, followed by communications, business and health professions. Remember business and health did very well among bachelors, but</w:t>
-      </w:r>
-      <w:r>
-        <w:t>,</w:t>
-      </w:r>
-      <w:r>
-        <w:t xml:space="preserve"> </w:t>
-      </w:r>
-      <w:proofErr w:type="gramStart"/>
-      <w:r>
-        <w:t xml:space="preserve">as a whole </w:t>
-      </w:r>
-      <w:r>
-        <w:t>they</w:t>
-      </w:r>
-      <w:proofErr w:type="gramEnd"/>
-      <w:r>
-        <w:t>,</w:t>
-      </w:r>
-      <w:r>
-        <w:t xml:space="preserve"> </w:t>
-      </w:r>
-      <w:r>
-        <w:t>don’t perform</w:t>
-      </w:r>
-      <w:r>
-        <w:t xml:space="preserve"> near</w:t>
-      </w:r>
-      <w:r>
-        <w:t>ly</w:t>
-      </w:r>
-      <w:r>
-        <w:t xml:space="preserve"> as well for associates and certificate</w:t>
+        <w:t>associates and certificate</w:t>
       </w:r>
       <w:r>
         <w:t>s</w:t>
@@ -1104,6 +1152,7 @@
         <w:spacing w:after="0"/>
       </w:pPr>
       <w:r>
+        <w:lastRenderedPageBreak/>
         <w:t>Industrial Production (Engineering Technology/Technician) – Support of engineers and use of equipment in areas such plastic, welding, polymer, and semiconductor production.</w:t>
       </w:r>
     </w:p>
